--- a/aura-documents/output/word/06-hr-templates/02-recruitment-pack.docx
+++ b/aura-documents/output/word/06-hr-templates/02-recruitment-pack.docx
@@ -30,7 +30,7 @@
           <w:color w:val="7A6753"/>
           <w:sz w:val="16"/>
         </w:rPr>
-        <w:t xml:space="preserve">Document No. AUR-HR-02 · Version 0.1 (Draft) · Owner: General Manager · Effective: </w:t>
+        <w:t xml:space="preserve">Document No. AUR-HR-02 · Version 0.2 (Draft) · Owner: General Manager · Effective: </w:t>
       </w:r>
       <w:r>
         <w:rPr>
@@ -489,7 +489,7 @@
                 <w:color w:val="4A3A2C"/>
                 <w:sz w:val="17"/>
               </w:rPr>
-              <w:t>Screen CVs against qualifications and licences (DHA for clinical)</w:t>
+              <w:t>Screen CVs against qualifications and certifications (Healer, breathwork and sound healing practitioner training where relevant)</w:t>
             </w:r>
           </w:p>
         </w:tc>
@@ -718,7 +718,7 @@
                 <w:color w:val="4A3A2C"/>
                 <w:sz w:val="17"/>
               </w:rPr>
-              <w:t>General Manager + Lead Host / Clinical Lead</w:t>
+              <w:t>General Manager + Lead Host / Healer</w:t>
             </w:r>
           </w:p>
         </w:tc>
@@ -1011,7 +1011,7 @@
                 <w:color w:val="4A3A2C"/>
                 <w:sz w:val="17"/>
               </w:rPr>
-              <w:t>Verify DHA licence (clinical), certificates, CPR/BLS</w:t>
+              <w:t>Verify certificates (Healer, breathwork, sound healing), CPR/BLS</w:t>
             </w:r>
           </w:p>
         </w:tc>
@@ -1032,7 +1032,7 @@
                 <w:color w:val="4A3A2C"/>
                 <w:sz w:val="17"/>
               </w:rPr>
-              <w:t>Clinical Lead / Admin</w:t>
+              <w:t>General Manager / Admin</w:t>
             </w:r>
           </w:p>
         </w:tc>
@@ -2210,7 +2210,7 @@
           <w:color w:val="4A3A2C"/>
           <w:sz w:val="20"/>
         </w:rPr>
-        <w:t xml:space="preserve"> How would you build a 7-day rota with minimum staffing on every shift?</w:t>
+        <w:t xml:space="preserve"> How would you build a 7-day rota with 2 Hosts on every shift across 9:00am–9:00pm?</w:t>
       </w:r>
     </w:p>
     <w:p>
@@ -2236,7 +2236,7 @@
           <w:color w:val="4A3A2C"/>
           <w:sz w:val="20"/>
         </w:rPr>
-        <w:t xml:space="preserve"> Demonstrate how you would introduce the red-light bed to a first-timer.</w:t>
+        <w:t xml:space="preserve"> Demonstrate how you would introduce the red-light bed to a first-timer. A lead from an Instagram ad messages on WhatsApp at 8:45pm: how do you reply?</w:t>
       </w:r>
     </w:p>
     <w:p>
@@ -2278,7 +2278,7 @@
           <w:color w:val="4A3A2C"/>
           <w:sz w:val="20"/>
         </w:rPr>
-        <w:t>Clinical Lead:</w:t>
+        <w:t>Healer:</w:t>
       </w:r>
       <w:r>
         <w:rPr>
@@ -2288,7 +2288,7 @@
           <w:color w:val="4A3A2C"/>
           <w:sz w:val="20"/>
         </w:rPr>
-        <w:t xml:space="preserve"> When would you decline an IV or hyperbaric session? How do you document that conversation?</w:t>
+        <w:t xml:space="preserve"> A first-time guest describes poor sleep and constant stress. Walk us through your consultation and the package you would design. When would you suggest they speak to their doctor?</w:t>
       </w:r>
     </w:p>
     <w:p>
@@ -2304,7 +2304,7 @@
           <w:color w:val="4A3A2C"/>
           <w:sz w:val="20"/>
         </w:rPr>
-        <w:t>Breathwork Facilitator:</w:t>
+        <w:t>Breathwork &amp; Sound Healing Facilitator:</w:t>
       </w:r>
       <w:r>
         <w:rPr>
@@ -2314,7 +2314,7 @@
           <w:color w:val="4A3A2C"/>
           <w:sz w:val="20"/>
         </w:rPr>
-        <w:t xml:space="preserve"> Lead a 5-minute breathing practice for the panel.</w:t>
+        <w:t xml:space="preserve"> Lead a 5-minute breathing practice for the panel, and describe how you would open a sound healing session.</w:t>
       </w:r>
     </w:p>
     <w:p>
@@ -2423,7 +2423,27 @@
           <w:color w:val="4A3A2C"/>
           <w:sz w:val="20"/>
         </w:rPr>
-        <w:t>Availability for opening, mid and closing shifts, including weekends.</w:t>
+        <w:t xml:space="preserve">Availability for opening (9:00–15:30) and closing (14:30–21:00) shifts </w:t>
+      </w:r>
+      <w:r>
+        <w:rPr>
+          <w:rFonts w:ascii="Jost" w:hAnsi="Jost" w:cs="Jost" w:eastAsia="Jost"/>
+          <w:b w:val="0"/>
+          <w:i w:val="0"/>
+          <w:color w:val="A6754C"/>
+          <w:sz w:val="20"/>
+        </w:rPr>
+        <w:t>[confirm]</w:t>
+      </w:r>
+      <w:r>
+        <w:rPr>
+          <w:rFonts w:ascii="Jost" w:hAnsi="Jost" w:cs="Jost" w:eastAsia="Jost"/>
+          <w:b w:val="0"/>
+          <w:i w:val="0"/>
+          <w:color w:val="4A3A2C"/>
+          <w:sz w:val="20"/>
+        </w:rPr>
+        <w:t>, including weekends.</w:t>
       </w:r>
     </w:p>
     <w:p>
@@ -3495,7 +3515,7 @@
           <w:color w:val="4A3A2C"/>
           <w:sz w:val="20"/>
         </w:rPr>
-        <w:t xml:space="preserve"> (all required): ☐ Right to work / visa route clear ☐ Licences valid (DHA for clinical) ☐ Shift availability ☐ CPR/BLS held or agreed</w:t>
+        <w:t xml:space="preserve"> (all required): ☐ Right to work / visa route clear ☐ Certifications valid (where the role requires them) ☐ Shift availability ☐ CPR/BLS held or agreed</w:t>
       </w:r>
     </w:p>
     <w:p>
